--- a/docs/feature/profile/3-3-4-update-client-profile/spec.docx
+++ b/docs/feature/profile/3-3-4-update-client-profile/spec.docx
@@ -22,7 +22,7 @@
     </w:p>
     <w:p>
       <w:r>
-        <w:t>User dong vai tro Client bam Save tren form edit Client Profile.</w:t>
+        <w:t>Begins when a user acting as a Client saves edits to their Client Profile form in the context of a specific Agency.</w:t>
       </w:r>
     </w:p>
     <w:p>
@@ -48,7 +48,7 @@
         <w:t xml:space="preserve">Actors / Roles: </w:t>
       </w:r>
       <w:r>
-        <w:t>User (vai tro Client trong 1 Workspace cua 1 Agency).</w:t>
+        <w:t>A user acting as a Client in a workspace of an Agency; the update applies only to the Agency currently in context.</w:t>
       </w:r>
     </w:p>
     <w:p>
@@ -65,7 +65,7 @@
         <w:t xml:space="preserve">Purpose: </w:t>
       </w:r>
       <w:r>
-        <w:t>Cho phep cap nhat Client Profile trong pham vi 1 Agency cu the; khong cho doi email (khong co field email trong DTO).</w:t>
+        <w:t>Let a Client keep the information one Agency sees up to date. The email address cannot be changed — it is the fixed identity of the user and is not held on the Client Profile, so the Agency can always identify the Client correctly.</w:t>
       </w:r>
     </w:p>
     <w:p>
@@ -82,7 +82,7 @@
         <w:t xml:space="preserve">Interface: </w:t>
       </w:r>
       <w:r>
-        <w:t>PUT /api/v1/client-profile/me?agencyId=... (Bearer token).</w:t>
+        <w:t>The Client Profile screen (3.3.3) in edit mode, scoped to the Agency currently in context. Editable fields: display name (required), company, phone number, note, logo, website, industry, location, description, and social links. There is no email field in the form. Saving submits an update of the Client Profile for the current Agency.</w:t>
       </w:r>
     </w:p>
     <w:p>
@@ -99,7 +99,7 @@
         <w:t xml:space="preserve">Data Processing: </w:t>
       </w:r>
       <w:r>
-        <w:t>BE tim ClientProfile theo (userId, agencyId); neu chua co thi tao moi (upsert); set toan bo field va luu DB (full-overwrite).</w:t>
+        <w:t>The system resolves the caller identity from the access token only, looks up the Client Profile by the pair (user, agency), creates it when absent (upsert), writes the complete submitted field set over the record, stamps the update time, and persists. The same record backs every workspace of that Agency, so a change is visible in all of them at once.</w:t>
       </w:r>
     </w:p>
     <w:p>
@@ -113,7 +113,7 @@
     </w:p>
     <w:p>
       <w:r>
-        <w:t>Form edit trong trang Client Profile (FR 3.3.3), agencyId lay tu URL query.</w:t>
+        <w:t>Figure — Client Profile Screen (/client-profile, edit mode, Agency context):</w:t>
       </w:r>
     </w:p>
     <w:p>
@@ -124,7 +124,7 @@
         <w:t xml:space="preserve">-  </w:t>
       </w:r>
       <w:r>
-        <w:t>Form: displayName (bat buoc), company, phone, note, logoUrl, website, industry, location, description, socialLinks.</w:t>
+        <w:t>Header: page title "Client Profile" and the Agency currently in context.</w:t>
       </w:r>
     </w:p>
     <w:p>
@@ -135,7 +135,40 @@
         <w:t xml:space="preserve">-  </w:t>
       </w:r>
       <w:r>
-        <w:t>Khong co field email trong form/DTO.</w:t>
+        <w:t>Center: the Client Profile card in edit mode — display name input (required), and company, phone number, note, logo, website, industry, location, description, and social links inputs.</w:t>
+      </w:r>
+    </w:p>
+    <w:p>
+      <w:pPr>
+        <w:ind w:left="360"/>
+      </w:pPr>
+      <w:r>
+        <w:t xml:space="preserve">-  </w:t>
+      </w:r>
+      <w:r>
+        <w:t>Buttons: Save (primary) — submits the update; Cancel — discards the changes.</w:t>
+      </w:r>
+    </w:p>
+    <w:p>
+      <w:pPr>
+        <w:ind w:left="360"/>
+      </w:pPr>
+      <w:r>
+        <w:t xml:space="preserve">-  </w:t>
+      </w:r>
+      <w:r>
+        <w:t>Footer: none.</w:t>
+      </w:r>
+    </w:p>
+    <w:p>
+      <w:pPr>
+        <w:ind w:left="360"/>
+      </w:pPr>
+      <w:r>
+        <w:t xml:space="preserve">-  </w:t>
+      </w:r>
+      <w:r>
+        <w:t>No email field is present in the form.</w:t>
       </w:r>
     </w:p>
     <w:p>
@@ -160,7 +193,7 @@
         <w:t xml:space="preserve">Input required: </w:t>
       </w:r>
       <w:r>
-        <w:t>displayName (bat buoc) + cac field optional; query param agencyId (bat buoc).</w:t>
+        <w:t>displayName; and the Agency identifier. Optional input: company, phone, note, logoUrl, website, industry, location, description, socialLinks.</w:t>
       </w:r>
     </w:p>
     <w:p>
@@ -171,7 +204,7 @@
         <w:t xml:space="preserve">System data: </w:t>
       </w:r>
       <w:r>
-        <w:t>Bang client_profiles (khoa theo userId + agencyId).</w:t>
+        <w:t>client_profiles, keyed by the pair (userId, agencyId) — id, userId, agencyId, displayName, company, phone, note, logoUrl, website, industry, location, description, socialLinks, createdAt, updatedAt.</w:t>
       </w:r>
     </w:p>
     <w:p>
@@ -182,7 +215,7 @@
         <w:t xml:space="preserve">Output: </w:t>
       </w:r>
       <w:r>
-        <w:t>ClientProfileResponse day du field sau khi tao moi hoac cap nhat.</w:t>
+        <w:t>The complete Client Profile field set after the record is created or updated.</w:t>
       </w:r>
     </w:p>
     <w:p>
@@ -198,7 +231,7 @@
         <w:t xml:space="preserve">BR-01: </w:t>
       </w:r>
       <w:r>
-        <w:t>Endpoint la upsert: chua co ClientProfile cho (userId, agencyId) -&gt; tu tao moi, khong tra 404.</w:t>
+        <w:t>The action is an upsert — when no Client Profile exists for the (user, agency) pair, the system creates one instead of returning 404. A Client Profile is therefore created either when a Client invitation is accepted or on the first update for that Agency; both paths are valid.</w:t>
       </w:r>
     </w:p>
     <w:p>
@@ -209,7 +242,7 @@
         <w:t xml:space="preserve">BR-02: </w:t>
       </w:r>
       <w:r>
-        <w:t>Full-overwrite: field khong gui bi ghi null, khong phai partial-patch.</w:t>
+        <w:t>The update is a full overwrite, not a partial patch — every call must submit all fields that should be kept, because fields left out are written as empty.</w:t>
       </w:r>
     </w:p>
     <w:p>
@@ -220,7 +253,7 @@
         <w:t xml:space="preserve">BR-03: </w:t>
       </w:r>
       <w:r>
-        <w:t>Khong the gui field email vi ClientProfileRequest khong co field nay o tang DTO; khong co ErrorCode rieng (EMAIL_UPDATE_NOT_ALLOWED khong ton tai trong ErrorCode.java).</w:t>
+        <w:t>The update always applies to a single Agency; editing the Client Profile for Agency A does not affect the record held for Agency B.</w:t>
       </w:r>
     </w:p>
     <w:p>
@@ -231,7 +264,29 @@
         <w:t xml:space="preserve">BR-04: </w:t>
       </w:r>
       <w:r>
-        <w:t>Update gan voi 1 agencyId cu the; sua o Agency A khong anh huong ban ghi o Agency B.</w:t>
+        <w:t>The update request carries no email field, so an email address cannot be submitted through this action. There is no dedicated error code for this case — it is structurally impossible rather than explicitly rejected.</w:t>
+      </w:r>
+    </w:p>
+    <w:p>
+      <w:r>
+        <w:rPr>
+          <w:b/>
+        </w:rPr>
+        <w:t xml:space="preserve">BR-05: </w:t>
+      </w:r>
+      <w:r>
+        <w:t>Because every workspace of the same Agency reads the same (user, agency) record, a successful update is reflected immediately in all workspaces of that Agency, with no manual synchronization.</w:t>
+      </w:r>
+    </w:p>
+    <w:p>
+      <w:r>
+        <w:rPr>
+          <w:b/>
+        </w:rPr>
+        <w:t xml:space="preserve">BR-06: </w:t>
+      </w:r>
+      <w:r>
+        <w:t>displayName is mandatory and must not be blank.</w:t>
       </w:r>
     </w:p>
     <w:p>
@@ -241,17 +296,17 @@
     </w:p>
     <w:p>
       <w:r>
-        <w:t>displayName trong/blank -&gt; 400 VALIDATION_ERROR.</w:t>
+        <w:t>displayName empty or blank -&gt; 400 VALIDATION_ERROR.</w:t>
       </w:r>
     </w:p>
     <w:p>
       <w:r>
-        <w:t>Thieu query param agencyId -&gt; 400 VALIDATION_ERROR.</w:t>
+        <w:t>Missing Agency identifier -&gt; 400 VALIDATION_ERROR.</w:t>
       </w:r>
     </w:p>
     <w:p>
       <w:r>
-        <w:t>Token het han/khong hop le -&gt; 401 UNAUTHORIZED.</w:t>
+        <w:t>Missing, expired, or invalid access token -&gt; 401 UNAUTHORIZED.</w:t>
       </w:r>
     </w:p>
     <w:p>
@@ -270,32 +325,42 @@
     </w:p>
     <w:p>
       <w:r>
-        <w:t>1. User sua form Client Profile, bam Save.</w:t>
+        <w:t>1. The user edits the Client Profile form in the context of the current Agency and clicks Save.</w:t>
       </w:r>
     </w:p>
     <w:p>
       <w:r>
-        <w:t>2. FE goi PUT /api/v1/client-profile/me?agencyId=... voi day du field can giu.</w:t>
+        <w:t>2. The application submits the complete set of Client Profile fields that should be kept.</w:t>
       </w:r>
     </w:p>
     <w:p>
       <w:r>
-        <w:t>3. BE tim ClientProfile theo (userId, agencyId): co thi update, khong co thi tao moi (upsert).</w:t>
+        <w:t>3. The system resolves the caller identity from the access token.</w:t>
       </w:r>
     </w:p>
     <w:p>
       <w:r>
-        <w:t>4. BE set toan bo field, luu DB.</w:t>
+        <w:t>4. The system looks up the Client Profile by the pair (user, agency).</w:t>
       </w:r>
     </w:p>
     <w:p>
       <w:r>
-        <w:t>5. BE tra 200 voi ClientProfileResponse day du.</w:t>
+        <w:t>5. When the record exists it is updated; when it does not, the system creates it (BR-01).</w:t>
       </w:r>
     </w:p>
     <w:p>
       <w:r>
-        <w:t>6. FE toast thanh cong, cap nhat UI ngay; moi Workspace cung Agency thay doi ngay lap tuc.</w:t>
+        <w:t>6. The system writes the submitted fields over the record (BR-02) and stamps the update time.</w:t>
+      </w:r>
+    </w:p>
+    <w:p>
+      <w:r>
+        <w:t>7. The system persists the record and returns the complete Client Profile field set.</w:t>
+      </w:r>
+    </w:p>
+    <w:p>
+      <w:r>
+        <w:t>8. The application confirms success and refreshes the display immediately; because all workspaces of the Agency share this record, the new values appear everywhere in that Agency at once (BR-05).</w:t>
       </w:r>
     </w:p>
     <w:p>
@@ -305,17 +370,32 @@
     </w:p>
     <w:p>
       <w:r>
-        <w:t>displayName rong -&gt; 400 VALIDATION_ERROR.</w:t>
+        <w:t>displayName empty or blank -&gt; 400 VALIDATION_ERROR.</w:t>
       </w:r>
     </w:p>
     <w:p>
       <w:r>
-        <w:t>Thieu agencyId -&gt; 400 VALIDATION_ERROR.</w:t>
+        <w:t>Missing Agency identifier -&gt; 400 VALIDATION_ERROR.</w:t>
       </w:r>
     </w:p>
     <w:p>
       <w:r>
-        <w:t>Token het han/khong hop le -&gt; 401 UNAUTHORIZED.</w:t>
+        <w:t>Missing, expired, or invalid access token -&gt; 401 UNAUTHORIZED.</w:t>
+      </w:r>
+    </w:p>
+    <w:p>
+      <w:r>
+        <w:t>First update for an Agency that has no Client Profile yet -&gt; the record is created (upsert), not a 404.</w:t>
+      </w:r>
+    </w:p>
+    <w:p>
+      <w:r>
+        <w:t>The Client updates their display name while tasks are pending approval in several workspaces of the same Agency -&gt; the new name applies immediately everywhere in that Agency, without manual synchronization (BR-05).</w:t>
+      </w:r>
+    </w:p>
+    <w:p>
+      <w:r>
+        <w:t>An email address is submitted -&gt; it cannot be carried by the update request, so it is never applied (BR-04).</w:t>
       </w:r>
     </w:p>
     <w:p>
@@ -335,7 +415,29 @@
         <w:t xml:space="preserve">-  </w:t>
       </w:r>
       <w:r>
-        <w:t>ClientProfile(userId, agencyId) duoc tao moi hoac cap nhat day du, hien thi dong bo o moi Workspace cung Agency.</w:t>
+        <w:t>A Client Profile exists for the (user, agency) pair and holds exactly the submitted field values; fields left out are empty (BR-02).</w:t>
+      </w:r>
+    </w:p>
+    <w:p>
+      <w:pPr>
+        <w:ind w:left="360"/>
+      </w:pPr>
+      <w:r>
+        <w:t xml:space="preserve">-  </w:t>
+      </w:r>
+      <w:r>
+        <w:t>The updated values are visible in every workspace of the same Agency.</w:t>
+      </w:r>
+    </w:p>
+    <w:p>
+      <w:pPr>
+        <w:ind w:left="360"/>
+      </w:pPr>
+      <w:r>
+        <w:t xml:space="preserve">-  </w:t>
+      </w:r>
+      <w:r>
+        <w:t>Records belonging to other Agencies are unchanged.</w:t>
       </w:r>
     </w:p>
     <w:sectPr>

--- a/docs/feature/profile/3-3-4-update-client-profile/spec.docx
+++ b/docs/feature/profile/3-3-4-update-client-profile/spec.docx
@@ -120,9 +120,7 @@
       <w:pPr>
         <w:ind w:left="360"/>
       </w:pPr>
-      <w:r>
-        <w:t xml:space="preserve">-  </w:t>
-      </w:r>
+      <w:r/>
       <w:r>
         <w:t>Header: page title "Client Profile" and the Agency currently in context.</w:t>
       </w:r>
@@ -131,9 +129,7 @@
       <w:pPr>
         <w:ind w:left="360"/>
       </w:pPr>
-      <w:r>
-        <w:t xml:space="preserve">-  </w:t>
-      </w:r>
+      <w:r/>
       <w:r>
         <w:t>Center: the Client Profile card in edit mode — display name input (required), and company, phone number, note, logo, website, industry, location, description, and social links inputs.</w:t>
       </w:r>
@@ -142,9 +138,7 @@
       <w:pPr>
         <w:ind w:left="360"/>
       </w:pPr>
-      <w:r>
-        <w:t xml:space="preserve">-  </w:t>
-      </w:r>
+      <w:r/>
       <w:r>
         <w:t>Buttons: Save (primary) — submits the update; Cancel — discards the changes.</w:t>
       </w:r>
@@ -153,9 +147,7 @@
       <w:pPr>
         <w:ind w:left="360"/>
       </w:pPr>
-      <w:r>
-        <w:t xml:space="preserve">-  </w:t>
-      </w:r>
+      <w:r/>
       <w:r>
         <w:t>Footer: none.</w:t>
       </w:r>
@@ -164,9 +156,7 @@
       <w:pPr>
         <w:ind w:left="360"/>
       </w:pPr>
-      <w:r>
-        <w:t xml:space="preserve">-  </w:t>
-      </w:r>
+      <w:r/>
       <w:r>
         <w:t>No email field is present in the form.</w:t>
       </w:r>
@@ -411,9 +401,7 @@
       <w:pPr>
         <w:ind w:left="360"/>
       </w:pPr>
-      <w:r>
-        <w:t xml:space="preserve">-  </w:t>
-      </w:r>
+      <w:r/>
       <w:r>
         <w:t>A Client Profile exists for the (user, agency) pair and holds exactly the submitted field values; fields left out are empty (BR-02).</w:t>
       </w:r>
@@ -422,9 +410,7 @@
       <w:pPr>
         <w:ind w:left="360"/>
       </w:pPr>
-      <w:r>
-        <w:t xml:space="preserve">-  </w:t>
-      </w:r>
+      <w:r/>
       <w:r>
         <w:t>The updated values are visible in every workspace of the same Agency.</w:t>
       </w:r>
@@ -433,9 +419,7 @@
       <w:pPr>
         <w:ind w:left="360"/>
       </w:pPr>
-      <w:r>
-        <w:t xml:space="preserve">-  </w:t>
-      </w:r>
+      <w:r/>
       <w:r>
         <w:t>Records belonging to other Agencies are unchanged.</w:t>
       </w:r>

--- a/docs/feature/profile/3-3-4-update-client-profile/spec.docx
+++ b/docs/feature/profile/3-3-4-update-client-profile/spec.docx
@@ -215,68 +215,32 @@
     </w:p>
     <w:p>
       <w:r>
-        <w:rPr>
-          <w:b/>
-        </w:rPr>
-        <w:t xml:space="preserve">BR-01: </w:t>
-      </w:r>
-      <w:r>
-        <w:t>The action is an upsert — when no Client Profile exists for the (user, agency) pair, the system creates one instead of returning 404. A Client Profile is therefore created either when a Client invitation is accepted or on the first update for that Agency; both paths are valid.</w:t>
+        <w:t>The action is an upsert — when no Client Profile exists for the (user, agency) pair, the system creates one instead of returning 404. A Client Profile is therefore created either when a Client invitation is accepted or on the first update for that Agency; both paths are valid. (Implementation detail, no dedicated global BR.)</w:t>
       </w:r>
     </w:p>
     <w:p>
       <w:r>
-        <w:rPr>
-          <w:b/>
-        </w:rPr>
-        <w:t xml:space="preserve">BR-02: </w:t>
-      </w:r>
-      <w:r>
-        <w:t>The update is a full overwrite, not a partial patch — every call must submit all fields that should be kept, because fields left out are written as empty.</w:t>
+        <w:t>The update is a full overwrite, not a partial patch — every call must submit all fields that should be kept, because fields left out are written as empty. (Implementation detail, no dedicated global BR.)</w:t>
       </w:r>
     </w:p>
     <w:p>
       <w:r>
-        <w:rPr>
-          <w:b/>
-        </w:rPr>
-        <w:t xml:space="preserve">BR-03: </w:t>
-      </w:r>
-      <w:r>
-        <w:t>The update always applies to a single Agency; editing the Client Profile for Agency A does not affect the record held for Agency B.</w:t>
+        <w:t>BR-38: Client access is scoped by clientId (agencyId) — the update always applies to a single Agency; editing the Client Profile for Agency A does not affect the record held for Agency B.</w:t>
       </w:r>
     </w:p>
     <w:p>
       <w:r>
-        <w:rPr>
-          <w:b/>
-        </w:rPr>
-        <w:t xml:space="preserve">BR-04: </w:t>
-      </w:r>
-      <w:r>
-        <w:t>The update request carries no email field, so an email address cannot be submitted through this action. There is no dedicated error code for this case — it is structurally impossible rather than explicitly rejected.</w:t>
+        <w:t>BR-19: Email and role are not mutable via the update-profile endpoint — they require separate flows. The update request carries no email field, so an email address cannot be submitted through this action. There is no dedicated error code for this case — it is structurally impossible rather than explicitly rejected.</w:t>
       </w:r>
     </w:p>
     <w:p>
       <w:r>
-        <w:rPr>
-          <w:b/>
-        </w:rPr>
-        <w:t xml:space="preserve">BR-05: </w:t>
-      </w:r>
-      <w:r>
-        <w:t>Because every workspace of the same Agency reads the same (user, agency) record, a successful update is reflected immediately in all workspaces of that Agency, with no manual synchronization.</w:t>
+        <w:t>Because every workspace of the same Agency reads the same (user, agency) record, a successful update is reflected immediately in all workspaces of that Agency, with no manual synchronization. (Implementation detail, no dedicated global BR.)</w:t>
       </w:r>
     </w:p>
     <w:p>
       <w:r>
-        <w:rPr>
-          <w:b/>
-        </w:rPr>
-        <w:t xml:space="preserve">BR-06: </w:t>
-      </w:r>
-      <w:r>
-        <w:t>displayName is mandatory and must not be blank.</w:t>
+        <w:t>displayName is mandatory and must not be blank. (Implementation detail, no dedicated global BR.)</w:t>
       </w:r>
     </w:p>
     <w:p>
@@ -286,17 +250,44 @@
     </w:p>
     <w:p>
       <w:r>
-        <w:t>displayName empty or blank -&gt; 400 VALIDATION_ERROR.</w:t>
+        <w:t xml:space="preserve">displayName empty or blank -&gt; 400 VALIDATION_ERROR, Display: </w:t>
+      </w:r>
+      <w:r>
+        <w:rPr>
+          <w:b/>
+        </w:rPr>
+        <w:t>MSG02</w:t>
+      </w:r>
+      <w:r>
+        <w:t>.</w:t>
       </w:r>
     </w:p>
     <w:p>
       <w:r>
-        <w:t>Missing Agency identifier -&gt; 400 VALIDATION_ERROR.</w:t>
+        <w:t xml:space="preserve">Missing Agency identifier -&gt; 400 VALIDATION_ERROR, Display: </w:t>
+      </w:r>
+      <w:r>
+        <w:rPr>
+          <w:b/>
+        </w:rPr>
+        <w:t>MSG02</w:t>
+      </w:r>
+      <w:r>
+        <w:t>.</w:t>
       </w:r>
     </w:p>
     <w:p>
       <w:r>
-        <w:t>Missing, expired, or invalid access token -&gt; 401 UNAUTHORIZED.</w:t>
+        <w:t xml:space="preserve">Missing, expired, or invalid access token -&gt; 401 UNAUTHORIZED, Display: </w:t>
+      </w:r>
+      <w:r>
+        <w:rPr>
+          <w:b/>
+        </w:rPr>
+        <w:t>MSG22</w:t>
+      </w:r>
+      <w:r>
+        <w:t>.</w:t>
       </w:r>
     </w:p>
     <w:p>
@@ -335,12 +326,12 @@
     </w:p>
     <w:p>
       <w:r>
-        <w:t>5. When the record exists it is updated; when it does not, the system creates it (BR-01).</w:t>
+        <w:t>5. When the record exists it is updated; when it does not, the system creates it (upsert).</w:t>
       </w:r>
     </w:p>
     <w:p>
       <w:r>
-        <w:t>6. The system writes the submitted fields over the record (BR-02) and stamps the update time.</w:t>
+        <w:t>6. The system writes the submitted fields over the record (full overwrite) and stamps the update time.</w:t>
       </w:r>
     </w:p>
     <w:p>
@@ -350,7 +341,16 @@
     </w:p>
     <w:p>
       <w:r>
-        <w:t>8. The application confirms success and refreshes the display immediately; because all workspaces of the Agency share this record, the new values appear everywhere in that Agency at once (BR-05).</w:t>
+        <w:t xml:space="preserve">8. The application confirms success and refreshes the display immediately; because all workspaces of the Agency share this record, the new values appear everywhere in that Agency at once (BR-38). Toast </w:t>
+      </w:r>
+      <w:r>
+        <w:rPr>
+          <w:b/>
+        </w:rPr>
+        <w:t>MSG26</w:t>
+      </w:r>
+      <w:r>
+        <w:t>.</w:t>
       </w:r>
     </w:p>
     <w:p>
@@ -360,32 +360,95 @@
     </w:p>
     <w:p>
       <w:r>
-        <w:t>displayName empty or blank -&gt; 400 VALIDATION_ERROR.</w:t>
+        <w:t xml:space="preserve">1.a1: displayName submitted empty or blank -&gt; 400 VALIDATION_ERROR, Display: </w:t>
+      </w:r>
+      <w:r>
+        <w:rPr>
+          <w:b/>
+        </w:rPr>
+        <w:t>MSG02</w:t>
+      </w:r>
+      <w:r>
+        <w:t>.</w:t>
+      </w:r>
+      <w:r>
+        <w:br/>
+      </w:r>
+      <w:r>
+        <w:t>1.a2: The form stays open with the error shown; the user re-enters a display name and saves again.</w:t>
       </w:r>
     </w:p>
     <w:p>
       <w:r>
-        <w:t>Missing Agency identifier -&gt; 400 VALIDATION_ERROR.</w:t>
+        <w:t xml:space="preserve">2.a1: No Agency identifier is supplied -&gt; 400 VALIDATION_ERROR, Display: </w:t>
+      </w:r>
+      <w:r>
+        <w:rPr>
+          <w:b/>
+        </w:rPr>
+        <w:t>MSG02</w:t>
+      </w:r>
+      <w:r>
+        <w:t>.</w:t>
+      </w:r>
+      <w:r>
+        <w:br/>
+      </w:r>
+      <w:r>
+        <w:t>2.a2: The interface shows a clear error; the user selects an Agency context and retries.</w:t>
       </w:r>
     </w:p>
     <w:p>
       <w:r>
-        <w:t>Missing, expired, or invalid access token -&gt; 401 UNAUTHORIZED.</w:t>
+        <w:t>5.a1: First update for an Agency that has no Client Profile yet -&gt; the record is created (upsert), not a 404.</w:t>
+      </w:r>
+      <w:r>
+        <w:br/>
+      </w:r>
+      <w:r>
+        <w:t>5.a2: The application proceeds to save the submitted fields as a new record.</w:t>
       </w:r>
     </w:p>
     <w:p>
       <w:r>
-        <w:t>First update for an Agency that has no Client Profile yet -&gt; the record is created (upsert), not a 404.</w:t>
+        <w:t>8.a1: The Client updates their display name while tasks are pending approval in several workspaces of the same Agency (BR-38) -&gt; the update still succeeds.</w:t>
+      </w:r>
+      <w:r>
+        <w:br/>
+      </w:r>
+      <w:r>
+        <w:t>8.a2: The new name applies immediately everywhere in that Agency, without manual synchronization.</w:t>
       </w:r>
     </w:p>
     <w:p>
       <w:r>
-        <w:t>The Client updates their display name while tasks are pending approval in several workspaces of the same Agency -&gt; the new name applies immediately everywhere in that Agency, without manual synchronization (BR-05).</w:t>
+        <w:t>8.b1: An email address is submitted (BR-19) -&gt; it cannot be carried by the update request.</w:t>
+      </w:r>
+      <w:r>
+        <w:br/>
+      </w:r>
+      <w:r>
+        <w:t>8.b2: The field is silently ignored; the record is saved without an email change.</w:t>
       </w:r>
     </w:p>
     <w:p>
       <w:r>
-        <w:t>An email address is submitted -&gt; it cannot be carried by the update request, so it is never applied (BR-04).</w:t>
+        <w:t xml:space="preserve">N.a1: Missing, expired, or invalid access token at any step -&gt; 401 UNAUTHORIZED, toast </w:t>
+      </w:r>
+      <w:r>
+        <w:rPr>
+          <w:b/>
+        </w:rPr>
+        <w:t>MSG22</w:t>
+      </w:r>
+      <w:r>
+        <w:t>.</w:t>
+      </w:r>
+      <w:r>
+        <w:br/>
+      </w:r>
+      <w:r>
+        <w:t>N.a2: The user signs in again at /login (3.2.2).</w:t>
       </w:r>
     </w:p>
     <w:p>
@@ -401,9 +464,8 @@
       <w:pPr>
         <w:ind w:left="360"/>
       </w:pPr>
-      <w:r/>
       <w:r>
-        <w:t>A Client Profile exists for the (user, agency) pair and holds exactly the submitted field values; fields left out are empty (BR-02).</w:t>
+        <w:t>A Client Profile exists for the (user, agency) pair and holds exactly the submitted field values; fields left out are empty (full overwrite, not a partial patch).</w:t>
       </w:r>
     </w:p>
     <w:p>
